--- a/lab_06/Отчет/ИУ7-31Б_Постнов_Степан_лр_6.docx
+++ b/lab_06/Отчет/ИУ7-31Б_Постнов_Степан_лр_6.docx
@@ -24,6 +24,8 @@
                 <w:b/>
               </w:rPr>
             </w:pPr>
+            <w:bookmarkStart w:id="0" w:name="_GoBack"/>
+            <w:bookmarkEnd w:id="0"/>
             <w:r>
               <w:rPr>
                 <w:noProof/>
@@ -317,8 +319,8 @@
               </w:rPr>
               <w:t>«Программное обеспечение ЭВМ и информационные технологии» (ИУ7)</w:t>
             </w:r>
-            <w:bookmarkStart w:id="0" w:name="Шапка"/>
-            <w:bookmarkEnd w:id="0"/>
+            <w:bookmarkStart w:id="1" w:name="Шапка"/>
+            <w:bookmarkEnd w:id="1"/>
           </w:p>
         </w:tc>
       </w:tr>
@@ -2169,8 +2171,6 @@
         </w:rPr>
         <w:t xml:space="preserve"> </w:t>
       </w:r>
-      <w:bookmarkStart w:id="1" w:name="_GoBack"/>
-      <w:bookmarkEnd w:id="1"/>
     </w:p>
     <w:p/>
     <w:p/>
@@ -5839,6 +5839,9 @@
         <w:t>Полученная таблица замеров</w:t>
       </w:r>
       <w:r>
+        <w:t xml:space="preserve"> при поиске самого левого элемента дерева</w:t>
+      </w:r>
+      <w:r>
         <w:t>:</w:t>
       </w:r>
     </w:p>
@@ -6283,7 +6286,10 @@
               <w:jc w:val="left"/>
             </w:pPr>
             <w:r>
-              <w:t>11 / 24000</w:t>
+              <w:t>7</w:t>
+            </w:r>
+            <w:r>
+              <w:t xml:space="preserve"> / 24000</w:t>
             </w:r>
           </w:p>
         </w:tc>
@@ -6299,10 +6305,13 @@
               </w:rPr>
             </w:pPr>
             <w:r>
-              <w:rPr>
-                <w:lang w:val="en-US"/>
-              </w:rPr>
-              <w:t>149 / 240000</w:t>
+              <w:t>142</w:t>
+            </w:r>
+            <w:r>
+              <w:rPr>
+                <w:lang w:val="en-US"/>
+              </w:rPr>
+              <w:t xml:space="preserve"> / 240000</w:t>
             </w:r>
           </w:p>
         </w:tc>
@@ -6318,10 +6327,13 @@
               </w:rPr>
             </w:pPr>
             <w:r>
-              <w:rPr>
-                <w:lang w:val="en-US"/>
-              </w:rPr>
-              <w:t>315 / 600000</w:t>
+              <w:t>245</w:t>
+            </w:r>
+            <w:r>
+              <w:rPr>
+                <w:lang w:val="en-US"/>
+              </w:rPr>
+              <w:t xml:space="preserve"> / 600000</w:t>
             </w:r>
           </w:p>
         </w:tc>
@@ -6337,10 +6349,7 @@
               </w:rPr>
             </w:pPr>
             <w:r>
-              <w:rPr>
-                <w:lang w:val="en-US"/>
-              </w:rPr>
-              <w:t>725</w:t>
+              <w:t>483</w:t>
             </w:r>
             <w:r>
               <w:t xml:space="preserve"> </w:t>
@@ -6365,10 +6374,13 @@
               </w:rPr>
             </w:pPr>
             <w:r>
-              <w:rPr>
-                <w:lang w:val="en-US"/>
-              </w:rPr>
-              <w:t>3372 /</w:t>
+              <w:t>1362</w:t>
+            </w:r>
+            <w:r>
+              <w:rPr>
+                <w:lang w:val="en-US"/>
+              </w:rPr>
+              <w:t xml:space="preserve"> /</w:t>
             </w:r>
             <w:r>
               <w:t xml:space="preserve"> </w:t>
@@ -6408,7 +6420,7 @@
               </w:rPr>
             </w:pPr>
             <w:r>
-              <w:t>9</w:t>
+              <w:t>6</w:t>
             </w:r>
             <w:r>
               <w:t xml:space="preserve">  </w:t>
@@ -6430,7 +6442,7 @@
               </w:rPr>
             </w:pPr>
             <w:r>
-              <w:t>105</w:t>
+              <w:t>78</w:t>
             </w:r>
             <w:r>
               <w:rPr>
@@ -6452,7 +6464,7 @@
               </w:rPr>
             </w:pPr>
             <w:r>
-              <w:t>243</w:t>
+              <w:t>215</w:t>
             </w:r>
             <w:r>
               <w:rPr>
@@ -6474,7 +6486,10 @@
               </w:rPr>
             </w:pPr>
             <w:r>
-              <w:t xml:space="preserve">631 </w:t>
+              <w:t>1047</w:t>
+            </w:r>
+            <w:r>
+              <w:t xml:space="preserve"> </w:t>
             </w:r>
             <w:r>
               <w:rPr>
@@ -6496,7 +6511,7 @@
               </w:rPr>
             </w:pPr>
             <w:r>
-              <w:t>1837</w:t>
+              <w:t>1499</w:t>
             </w:r>
             <w:r>
               <w:rPr>
@@ -6542,7 +6557,7 @@
               </w:rPr>
             </w:pPr>
             <w:r>
-              <w:t>8</w:t>
+              <w:t>5</w:t>
             </w:r>
             <w:r>
               <w:t xml:space="preserve">  </w:t>
@@ -6564,7 +6579,7 @@
               </w:rPr>
             </w:pPr>
             <w:r>
-              <w:t>91</w:t>
+              <w:t>67</w:t>
             </w:r>
             <w:r>
               <w:rPr>
@@ -6586,7 +6601,7 @@
               </w:rPr>
             </w:pPr>
             <w:r>
-              <w:t>227</w:t>
+              <w:t>217</w:t>
             </w:r>
             <w:r>
               <w:rPr>
@@ -6608,7 +6623,7 @@
               </w:rPr>
             </w:pPr>
             <w:r>
-              <w:t>543</w:t>
+              <w:t>358</w:t>
             </w:r>
             <w:r>
               <w:t xml:space="preserve"> </w:t>
@@ -6633,7 +6648,7 @@
               </w:rPr>
             </w:pPr>
             <w:r>
-              <w:t>1385</w:t>
+              <w:t>1491</w:t>
             </w:r>
             <w:r>
               <w:rPr>
@@ -6679,7 +6694,7 @@
               </w:rPr>
             </w:pPr>
             <w:r>
-              <w:t>7</w:t>
+              <w:t>4</w:t>
             </w:r>
             <w:r>
               <w:t xml:space="preserve">  </w:t>
@@ -6701,7 +6716,7 @@
               </w:rPr>
             </w:pPr>
             <w:r>
-              <w:t>96</w:t>
+              <w:t>56</w:t>
             </w:r>
             <w:r>
               <w:rPr>
@@ -6723,7 +6738,7 @@
               </w:rPr>
             </w:pPr>
             <w:r>
-              <w:t>204</w:t>
+              <w:t>154</w:t>
             </w:r>
             <w:r>
               <w:rPr>
@@ -6745,7 +6760,7 @@
               </w:rPr>
             </w:pPr>
             <w:r>
-              <w:t>457</w:t>
+              <w:t>396</w:t>
             </w:r>
             <w:r>
               <w:t xml:space="preserve"> </w:t>
@@ -6770,7 +6785,7 @@
               </w:rPr>
             </w:pPr>
             <w:r>
-              <w:t>1345</w:t>
+              <w:t>1749</w:t>
             </w:r>
             <w:r>
               <w:rPr>
@@ -6816,7 +6831,10 @@
               </w:rPr>
             </w:pPr>
             <w:r>
-              <w:t xml:space="preserve">5 </w:t>
+              <w:t>3</w:t>
+            </w:r>
+            <w:r>
+              <w:t xml:space="preserve"> </w:t>
             </w:r>
             <w:r>
               <w:t xml:space="preserve">  </w:t>
@@ -6838,7 +6856,7 @@
               </w:rPr>
             </w:pPr>
             <w:r>
-              <w:t>51</w:t>
+              <w:t>48</w:t>
             </w:r>
             <w:r>
               <w:rPr>
@@ -6860,7 +6878,7 @@
               </w:rPr>
             </w:pPr>
             <w:r>
-              <w:t>132</w:t>
+              <w:t>118</w:t>
             </w:r>
             <w:r>
               <w:rPr>
@@ -6882,7 +6900,7 @@
               </w:rPr>
             </w:pPr>
             <w:r>
-              <w:t>313</w:t>
+              <w:t>342</w:t>
             </w:r>
             <w:r>
               <w:t xml:space="preserve"> </w:t>
@@ -6907,7 +6925,7 @@
               </w:rPr>
             </w:pPr>
             <w:r>
-              <w:t>1210</w:t>
+              <w:t>1453</w:t>
             </w:r>
             <w:r>
               <w:rPr>

--- a/lab_06/Отчет/ИУ7-31Б_Постнов_Степан_лр_6.docx
+++ b/lab_06/Отчет/ИУ7-31Б_Постнов_Степан_лр_6.docx
@@ -24,8 +24,6 @@
                 <w:b/>
               </w:rPr>
             </w:pPr>
-            <w:bookmarkStart w:id="0" w:name="_GoBack"/>
-            <w:bookmarkEnd w:id="0"/>
             <w:r>
               <w:rPr>
                 <w:noProof/>
@@ -319,8 +317,8 @@
               </w:rPr>
               <w:t>«Программное обеспечение ЭВМ и информационные технологии» (ИУ7)</w:t>
             </w:r>
-            <w:bookmarkStart w:id="1" w:name="Шапка"/>
-            <w:bookmarkEnd w:id="1"/>
+            <w:bookmarkStart w:id="0" w:name="Шапка"/>
+            <w:bookmarkEnd w:id="0"/>
           </w:p>
         </w:tc>
       </w:tr>
@@ -481,13 +479,7 @@
         <w:rPr>
           <w:szCs w:val="28"/>
         </w:rPr>
-        <w:t>1</w:t>
-      </w:r>
-      <w:r>
-        <w:rPr>
-          <w:szCs w:val="28"/>
-        </w:rPr>
-        <w:t>8</w:t>
+        <w:t>4</w:t>
       </w:r>
     </w:p>
     <w:p>
@@ -2194,8 +2186,8 @@
           <w:szCs w:val="28"/>
         </w:rPr>
       </w:pPr>
-      <w:bookmarkStart w:id="2" w:name="__RefHeading___Toc1850_1830211148"/>
-      <w:bookmarkStart w:id="3" w:name="_Toc120484458"/>
+      <w:bookmarkStart w:id="1" w:name="__RefHeading___Toc1850_1830211148"/>
+      <w:bookmarkStart w:id="2" w:name="_Toc120484458"/>
       <w:r>
         <w:rPr>
           <w:rFonts w:ascii="Times New Roman" w:hAnsi="Times New Roman"/>
@@ -2205,9 +2197,9 @@
         <w:lastRenderedPageBreak/>
         <w:t>Условие задачи</w:t>
       </w:r>
-      <w:bookmarkStart w:id="4" w:name="__RefHeading___Toc1852_1830211148"/>
+      <w:bookmarkStart w:id="3" w:name="__RefHeading___Toc1852_1830211148"/>
+      <w:bookmarkEnd w:id="1"/>
       <w:bookmarkEnd w:id="2"/>
-      <w:bookmarkEnd w:id="3"/>
     </w:p>
     <w:p>
       <w:pPr>
@@ -2251,7 +2243,7 @@
           <w:szCs w:val="28"/>
         </w:rPr>
       </w:pPr>
-      <w:bookmarkStart w:id="5" w:name="_Toc120484459"/>
+      <w:bookmarkStart w:id="4" w:name="_Toc120484459"/>
       <w:r>
         <w:rPr>
           <w:rFonts w:ascii="Times New Roman" w:hAnsi="Times New Roman"/>
@@ -2260,16 +2252,16 @@
         </w:rPr>
         <w:t>Описание ТЗ</w:t>
       </w:r>
+      <w:bookmarkEnd w:id="3"/>
       <w:bookmarkEnd w:id="4"/>
-      <w:bookmarkEnd w:id="5"/>
     </w:p>
     <w:p>
       <w:pPr>
         <w:pStyle w:val="2"/>
         <w:jc w:val="center"/>
       </w:pPr>
-      <w:bookmarkStart w:id="6" w:name="__RefHeading___Toc1854_1830211148"/>
-      <w:bookmarkStart w:id="7" w:name="_Toc120484460"/>
+      <w:bookmarkStart w:id="5" w:name="__RefHeading___Toc1854_1830211148"/>
+      <w:bookmarkStart w:id="6" w:name="_Toc120484460"/>
       <w:r>
         <w:rPr>
           <w:rFonts w:ascii="Times New Roman" w:hAnsi="Times New Roman"/>
@@ -2278,8 +2270,8 @@
         </w:rPr>
         <w:t>1. Описание входных данных</w:t>
       </w:r>
+      <w:bookmarkEnd w:id="5"/>
       <w:bookmarkEnd w:id="6"/>
-      <w:bookmarkEnd w:id="7"/>
     </w:p>
     <w:p>
       <w:pPr>
@@ -2335,7 +2327,7 @@
           <w:szCs w:val="28"/>
         </w:rPr>
       </w:pPr>
-      <w:bookmarkStart w:id="8" w:name="_Toc120484461"/>
+      <w:bookmarkStart w:id="7" w:name="_Toc120484461"/>
       <w:r>
         <w:rPr>
           <w:rFonts w:ascii="Times New Roman" w:hAnsi="Times New Roman"/>
@@ -2352,7 +2344,7 @@
         </w:rPr>
         <w:t>. Описание результатов работы программы</w:t>
       </w:r>
-      <w:bookmarkEnd w:id="8"/>
+      <w:bookmarkEnd w:id="7"/>
     </w:p>
     <w:p>
       <w:r>
@@ -2495,7 +2487,7 @@
           <w:szCs w:val="28"/>
         </w:rPr>
       </w:pPr>
-      <w:bookmarkStart w:id="9" w:name="_Toc120484462"/>
+      <w:bookmarkStart w:id="8" w:name="_Toc120484462"/>
       <w:r>
         <w:rPr>
           <w:rFonts w:ascii="Times New Roman" w:hAnsi="Times New Roman"/>
@@ -2504,7 +2496,7 @@
         </w:rPr>
         <w:t>3. Способ обращения к программе</w:t>
       </w:r>
-      <w:bookmarkEnd w:id="9"/>
+      <w:bookmarkEnd w:id="8"/>
     </w:p>
     <w:p>
       <w:r>
@@ -2551,7 +2543,7 @@
           <w:szCs w:val="28"/>
         </w:rPr>
       </w:pPr>
-      <w:bookmarkStart w:id="10" w:name="_Toc120484463"/>
+      <w:bookmarkStart w:id="9" w:name="_Toc120484463"/>
       <w:r>
         <w:rPr>
           <w:rFonts w:ascii="Times New Roman" w:hAnsi="Times New Roman"/>
@@ -2560,7 +2552,7 @@
         </w:rPr>
         <w:t>4. Задача программы</w:t>
       </w:r>
-      <w:bookmarkEnd w:id="10"/>
+      <w:bookmarkEnd w:id="9"/>
     </w:p>
     <w:p>
       <w:r>
@@ -2616,8 +2608,8 @@
           <w:szCs w:val="28"/>
         </w:rPr>
       </w:pPr>
-      <w:bookmarkStart w:id="11" w:name="__RefHeading___Toc1860_1830211148"/>
-      <w:bookmarkStart w:id="12" w:name="_Toc120484464"/>
+      <w:bookmarkStart w:id="10" w:name="__RefHeading___Toc1860_1830211148"/>
+      <w:bookmarkStart w:id="11" w:name="_Toc120484464"/>
       <w:r>
         <w:rPr>
           <w:rFonts w:ascii="Times New Roman" w:hAnsi="Times New Roman"/>
@@ -2626,8 +2618,8 @@
         </w:rPr>
         <w:t>5. Описание возможных аварийных ситуаций и ошибок пользователя</w:t>
       </w:r>
+      <w:bookmarkEnd w:id="10"/>
       <w:bookmarkEnd w:id="11"/>
-      <w:bookmarkEnd w:id="12"/>
     </w:p>
     <w:p>
       <w:pPr>
@@ -2894,8 +2886,8 @@
           <w:szCs w:val="28"/>
         </w:rPr>
       </w:pPr>
-      <w:bookmarkStart w:id="13" w:name="__RefHeading___Toc1862_1830211148"/>
-      <w:bookmarkStart w:id="14" w:name="_Toc120484465"/>
+      <w:bookmarkStart w:id="12" w:name="__RefHeading___Toc1862_1830211148"/>
+      <w:bookmarkStart w:id="13" w:name="_Toc120484465"/>
       <w:r>
         <w:rPr>
           <w:rFonts w:ascii="Times New Roman" w:hAnsi="Times New Roman"/>
@@ -2904,8 +2896,8 @@
         </w:rPr>
         <w:t>Описание внутренних структур данных</w:t>
       </w:r>
+      <w:bookmarkEnd w:id="12"/>
       <w:bookmarkEnd w:id="13"/>
-      <w:bookmarkEnd w:id="14"/>
     </w:p>
     <w:p>
       <w:r>
@@ -3135,45 +3127,25 @@
                 <w:sz w:val="20"/>
                 <w:lang w:val="en-US"/>
               </w:rPr>
+              <w:t xml:space="preserve"> index; </w:t>
+            </w:r>
+            <w:r>
+              <w:rPr>
+                <w:rFonts w:ascii="Consolas" w:hAnsi="Consolas" w:cs="Courier New"/>
+                <w:color w:val="333333"/>
+                <w:sz w:val="20"/>
+                <w:lang w:val="en-US"/>
+              </w:rPr>
               <w:t xml:space="preserve"> </w:t>
             </w:r>
-            <w:proofErr w:type="gramStart"/>
-            <w:r>
-              <w:rPr>
-                <w:rFonts w:ascii="Consolas" w:hAnsi="Consolas" w:cs="Courier New"/>
-                <w:color w:val="333333"/>
-                <w:sz w:val="20"/>
-                <w:lang w:val="en-US"/>
-              </w:rPr>
-              <w:t xml:space="preserve">index; </w:t>
-            </w:r>
-            <w:r>
-              <w:rPr>
-                <w:rFonts w:ascii="Consolas" w:hAnsi="Consolas" w:cs="Courier New"/>
-                <w:color w:val="333333"/>
-                <w:sz w:val="20"/>
-                <w:lang w:val="en-US"/>
-              </w:rPr>
-              <w:t xml:space="preserve"> </w:t>
-            </w:r>
-            <w:r>
-              <w:rPr>
-                <w:rFonts w:ascii="Consolas" w:hAnsi="Consolas" w:cs="Courier New"/>
-                <w:color w:val="333333"/>
-                <w:sz w:val="20"/>
-                <w:lang w:val="en-US"/>
-              </w:rPr>
-              <w:t xml:space="preserve"> </w:t>
-            </w:r>
-            <w:proofErr w:type="gramEnd"/>
-            <w:r>
-              <w:rPr>
-                <w:rFonts w:ascii="Consolas" w:hAnsi="Consolas" w:cs="Courier New"/>
-                <w:color w:val="333333"/>
-                <w:sz w:val="20"/>
-                <w:lang w:val="en-US"/>
-              </w:rPr>
-              <w:t xml:space="preserve">       </w:t>
+            <w:r>
+              <w:rPr>
+                <w:rFonts w:ascii="Consolas" w:hAnsi="Consolas" w:cs="Courier New"/>
+                <w:color w:val="333333"/>
+                <w:sz w:val="20"/>
+                <w:lang w:val="en-US"/>
+              </w:rPr>
+              <w:t xml:space="preserve">        </w:t>
             </w:r>
             <w:r>
               <w:rPr>
@@ -3307,6 +3279,7 @@
                 <w:rFonts w:ascii="Consolas" w:hAnsi="Consolas" w:cs="Courier New"/>
                 <w:color w:val="333333"/>
                 <w:sz w:val="20"/>
+                <w:lang w:val="en-US"/>
               </w:rPr>
             </w:pPr>
             <w:r>
@@ -3334,10 +3307,10 @@
                 <w:rFonts w:ascii="Consolas" w:hAnsi="Consolas" w:cs="Courier New"/>
                 <w:color w:val="333333"/>
                 <w:sz w:val="20"/>
+                <w:lang w:val="en-US"/>
               </w:rPr>
               <w:t xml:space="preserve"> </w:t>
             </w:r>
-            <w:proofErr w:type="gramStart"/>
             <w:r>
               <w:rPr>
                 <w:rFonts w:ascii="Consolas" w:hAnsi="Consolas" w:cs="Courier New"/>
@@ -3352,6 +3325,7 @@
                 <w:rFonts w:ascii="Consolas" w:hAnsi="Consolas" w:cs="Courier New"/>
                 <w:color w:val="333333"/>
                 <w:sz w:val="20"/>
+                <w:lang w:val="en-US"/>
               </w:rPr>
               <w:t xml:space="preserve">; </w:t>
             </w:r>
@@ -3360,31 +3334,25 @@
                 <w:rFonts w:ascii="Consolas" w:hAnsi="Consolas" w:cs="Courier New"/>
                 <w:color w:val="333333"/>
                 <w:sz w:val="20"/>
+                <w:lang w:val="en-US"/>
+              </w:rPr>
+              <w:t xml:space="preserve">         </w:t>
+            </w:r>
+            <w:r>
+              <w:rPr>
+                <w:rFonts w:ascii="Consolas" w:hAnsi="Consolas" w:cs="Courier New"/>
+                <w:color w:val="333333"/>
+                <w:sz w:val="20"/>
+                <w:lang w:val="en-US"/>
               </w:rPr>
               <w:t xml:space="preserve">  </w:t>
             </w:r>
-            <w:proofErr w:type="gramEnd"/>
-            <w:r>
-              <w:rPr>
-                <w:rFonts w:ascii="Consolas" w:hAnsi="Consolas" w:cs="Courier New"/>
-                <w:color w:val="333333"/>
-                <w:sz w:val="20"/>
-              </w:rPr>
-              <w:t xml:space="preserve">       </w:t>
-            </w:r>
-            <w:r>
-              <w:rPr>
-                <w:rFonts w:ascii="Consolas" w:hAnsi="Consolas" w:cs="Courier New"/>
-                <w:color w:val="333333"/>
-                <w:sz w:val="20"/>
-              </w:rPr>
-              <w:t xml:space="preserve">  </w:t>
-            </w:r>
-            <w:r>
-              <w:rPr>
-                <w:rFonts w:ascii="Consolas" w:hAnsi="Consolas" w:cs="Courier New"/>
-                <w:color w:val="333333"/>
-                <w:sz w:val="20"/>
+            <w:r>
+              <w:rPr>
+                <w:rFonts w:ascii="Consolas" w:hAnsi="Consolas" w:cs="Courier New"/>
+                <w:color w:val="333333"/>
+                <w:sz w:val="20"/>
+                <w:lang w:val="en-US"/>
               </w:rPr>
               <w:t xml:space="preserve"> </w:t>
             </w:r>
@@ -3395,6 +3363,7 @@
                 <w:iCs/>
                 <w:color w:val="999988"/>
                 <w:sz w:val="20"/>
+                <w:lang w:val="en-US"/>
               </w:rPr>
               <w:t xml:space="preserve">// </w:t>
             </w:r>
@@ -3415,6 +3384,7 @@
                 <w:iCs/>
                 <w:color w:val="999988"/>
                 <w:sz w:val="20"/>
+                <w:lang w:val="en-US"/>
               </w:rPr>
               <w:t xml:space="preserve"> </w:t>
             </w:r>
@@ -3458,6 +3428,7 @@
                 <w:rFonts w:ascii="Consolas" w:hAnsi="Consolas" w:cs="Courier New"/>
                 <w:color w:val="333333"/>
                 <w:sz w:val="20"/>
+                <w:lang w:val="en-US"/>
               </w:rPr>
             </w:pPr>
           </w:p>
@@ -3497,6 +3468,7 @@
                 <w:rFonts w:ascii="Consolas" w:hAnsi="Consolas" w:cs="Courier New"/>
                 <w:color w:val="333333"/>
                 <w:sz w:val="20"/>
+                <w:lang w:val="en-US"/>
               </w:rPr>
               <w:lastRenderedPageBreak/>
               <w:t xml:space="preserve">    </w:t>
@@ -3564,7 +3536,6 @@
               </w:rPr>
               <w:t>*</w:t>
             </w:r>
-            <w:proofErr w:type="gramStart"/>
             <w:r>
               <w:rPr>
                 <w:rFonts w:ascii="Consolas" w:hAnsi="Consolas" w:cs="Courier New"/>
@@ -3598,18 +3569,7 @@
                 <w:color w:val="999988"/>
                 <w:sz w:val="20"/>
               </w:rPr>
-              <w:t>/</w:t>
-            </w:r>
-            <w:proofErr w:type="gramEnd"/>
-            <w:r>
-              <w:rPr>
-                <w:rFonts w:ascii="Consolas" w:hAnsi="Consolas" w:cs="Courier New"/>
-                <w:i/>
-                <w:iCs/>
-                <w:color w:val="999988"/>
-                <w:sz w:val="20"/>
-              </w:rPr>
-              <w:t xml:space="preserve">/ </w:t>
+              <w:t xml:space="preserve">// </w:t>
             </w:r>
             <w:r>
               <w:rPr>
@@ -4078,27 +4038,7 @@
                 <w:sz w:val="20"/>
                 <w:lang w:val="en-US"/>
               </w:rPr>
-              <w:t xml:space="preserve"> </w:t>
-            </w:r>
-            <w:proofErr w:type="gramStart"/>
-            <w:r>
-              <w:rPr>
-                <w:rFonts w:ascii="Consolas" w:hAnsi="Consolas" w:cs="Courier New"/>
-                <w:color w:val="333333"/>
-                <w:sz w:val="20"/>
-                <w:lang w:val="en-US"/>
-              </w:rPr>
-              <w:t>filename[</w:t>
-            </w:r>
-            <w:proofErr w:type="gramEnd"/>
-            <w:r>
-              <w:rPr>
-                <w:rFonts w:ascii="Consolas" w:hAnsi="Consolas" w:cs="Courier New"/>
-                <w:color w:val="333333"/>
-                <w:sz w:val="20"/>
-                <w:lang w:val="en-US"/>
-              </w:rPr>
-              <w:t xml:space="preserve">MAX_FILENAME_LEN </w:t>
+              <w:t xml:space="preserve"> filename[MAX_FILENAME_LEN </w:t>
             </w:r>
             <w:r>
               <w:rPr>
@@ -4344,36 +4284,16 @@
                 <w:sz w:val="20"/>
                 <w:lang w:val="en-US"/>
               </w:rPr>
-              <w:t xml:space="preserve"> </w:t>
-            </w:r>
-            <w:proofErr w:type="gramStart"/>
-            <w:r>
-              <w:rPr>
-                <w:rFonts w:ascii="Consolas" w:hAnsi="Consolas" w:cs="Courier New"/>
-                <w:color w:val="333333"/>
-                <w:sz w:val="20"/>
-                <w:lang w:val="en-US"/>
-              </w:rPr>
-              <w:t xml:space="preserve">num; </w:t>
-            </w:r>
-            <w:r>
-              <w:rPr>
-                <w:rFonts w:ascii="Consolas" w:hAnsi="Consolas" w:cs="Courier New"/>
-                <w:color w:val="333333"/>
-                <w:sz w:val="20"/>
-                <w:lang w:val="en-US"/>
-              </w:rPr>
-              <w:t xml:space="preserve">  </w:t>
-            </w:r>
-            <w:proofErr w:type="gramEnd"/>
-            <w:r>
-              <w:rPr>
-                <w:rFonts w:ascii="Consolas" w:hAnsi="Consolas" w:cs="Courier New"/>
-                <w:color w:val="333333"/>
-                <w:sz w:val="20"/>
-                <w:lang w:val="en-US"/>
-              </w:rPr>
-              <w:t xml:space="preserve">                      </w:t>
+              <w:t xml:space="preserve"> num; </w:t>
+            </w:r>
+            <w:r>
+              <w:rPr>
+                <w:rFonts w:ascii="Consolas" w:hAnsi="Consolas" w:cs="Courier New"/>
+                <w:color w:val="333333"/>
+                <w:sz w:val="20"/>
+                <w:lang w:val="en-US"/>
+              </w:rPr>
+              <w:t xml:space="preserve">                        </w:t>
             </w:r>
             <w:r>
               <w:rPr>
@@ -4456,36 +4376,16 @@
                 <w:sz w:val="20"/>
                 <w:lang w:val="en-US"/>
               </w:rPr>
-              <w:t xml:space="preserve"> </w:t>
-            </w:r>
-            <w:proofErr w:type="gramStart"/>
-            <w:r>
-              <w:rPr>
-                <w:rFonts w:ascii="Consolas" w:hAnsi="Consolas" w:cs="Courier New"/>
-                <w:color w:val="333333"/>
-                <w:sz w:val="20"/>
-                <w:lang w:val="en-US"/>
-              </w:rPr>
-              <w:t xml:space="preserve">month; </w:t>
-            </w:r>
-            <w:r>
-              <w:rPr>
-                <w:rFonts w:ascii="Consolas" w:hAnsi="Consolas" w:cs="Courier New"/>
-                <w:color w:val="333333"/>
-                <w:sz w:val="20"/>
-                <w:lang w:val="en-US"/>
-              </w:rPr>
-              <w:t xml:space="preserve">  </w:t>
-            </w:r>
-            <w:proofErr w:type="gramEnd"/>
-            <w:r>
-              <w:rPr>
-                <w:rFonts w:ascii="Consolas" w:hAnsi="Consolas" w:cs="Courier New"/>
-                <w:color w:val="333333"/>
-                <w:sz w:val="20"/>
-                <w:lang w:val="en-US"/>
-              </w:rPr>
-              <w:t xml:space="preserve">                    </w:t>
+              <w:t xml:space="preserve"> month; </w:t>
+            </w:r>
+            <w:r>
+              <w:rPr>
+                <w:rFonts w:ascii="Consolas" w:hAnsi="Consolas" w:cs="Courier New"/>
+                <w:color w:val="333333"/>
+                <w:sz w:val="20"/>
+                <w:lang w:val="en-US"/>
+              </w:rPr>
+              <w:t xml:space="preserve">                      </w:t>
             </w:r>
             <w:r>
               <w:rPr>
@@ -4568,45 +4468,25 @@
                 <w:sz w:val="20"/>
                 <w:lang w:val="en-US"/>
               </w:rPr>
+              <w:t xml:space="preserve"> year; </w:t>
+            </w:r>
+            <w:r>
+              <w:rPr>
+                <w:rFonts w:ascii="Consolas" w:hAnsi="Consolas" w:cs="Courier New"/>
+                <w:color w:val="333333"/>
+                <w:sz w:val="20"/>
+                <w:lang w:val="en-US"/>
+              </w:rPr>
               <w:t xml:space="preserve"> </w:t>
             </w:r>
-            <w:proofErr w:type="gramStart"/>
-            <w:r>
-              <w:rPr>
-                <w:rFonts w:ascii="Consolas" w:hAnsi="Consolas" w:cs="Courier New"/>
-                <w:color w:val="333333"/>
-                <w:sz w:val="20"/>
-                <w:lang w:val="en-US"/>
-              </w:rPr>
-              <w:t xml:space="preserve">year; </w:t>
-            </w:r>
-            <w:r>
-              <w:rPr>
-                <w:rFonts w:ascii="Consolas" w:hAnsi="Consolas" w:cs="Courier New"/>
-                <w:color w:val="333333"/>
-                <w:sz w:val="20"/>
-                <w:lang w:val="en-US"/>
-              </w:rPr>
-              <w:t xml:space="preserve"> </w:t>
-            </w:r>
-            <w:r>
-              <w:rPr>
-                <w:rFonts w:ascii="Consolas" w:hAnsi="Consolas" w:cs="Courier New"/>
-                <w:color w:val="333333"/>
-                <w:sz w:val="20"/>
-                <w:lang w:val="en-US"/>
-              </w:rPr>
-              <w:t xml:space="preserve"> </w:t>
-            </w:r>
-            <w:proofErr w:type="gramEnd"/>
-            <w:r>
-              <w:rPr>
-                <w:rFonts w:ascii="Consolas" w:hAnsi="Consolas" w:cs="Courier New"/>
-                <w:color w:val="333333"/>
-                <w:sz w:val="20"/>
-                <w:lang w:val="en-US"/>
-              </w:rPr>
-              <w:t xml:space="preserve">                     </w:t>
+            <w:r>
+              <w:rPr>
+                <w:rFonts w:ascii="Consolas" w:hAnsi="Consolas" w:cs="Courier New"/>
+                <w:color w:val="333333"/>
+                <w:sz w:val="20"/>
+                <w:lang w:val="en-US"/>
+              </w:rPr>
+              <w:t xml:space="preserve">                      </w:t>
             </w:r>
             <w:r>
               <w:rPr>
@@ -4743,7 +4623,6 @@
                 <w:rFonts w:ascii="Consolas" w:hAnsi="Consolas" w:cs="Courier New"/>
                 <w:color w:val="333333"/>
                 <w:sz w:val="20"/>
-                <w:lang w:val="en-US"/>
               </w:rPr>
             </w:pPr>
             <w:r>
@@ -4771,11 +4650,9 @@
                 <w:rFonts w:ascii="Consolas" w:hAnsi="Consolas" w:cs="Courier New"/>
                 <w:color w:val="333333"/>
                 <w:sz w:val="20"/>
-                <w:lang w:val="en-US"/>
               </w:rPr>
               <w:t xml:space="preserve"> </w:t>
             </w:r>
-            <w:proofErr w:type="spellStart"/>
             <w:r>
               <w:rPr>
                 <w:rFonts w:ascii="Consolas" w:hAnsi="Consolas" w:cs="Courier New"/>
@@ -4790,7 +4667,6 @@
                 <w:rFonts w:ascii="Consolas" w:hAnsi="Consolas" w:cs="Courier New"/>
                 <w:color w:val="333333"/>
                 <w:sz w:val="20"/>
-                <w:lang w:val="en-US"/>
               </w:rPr>
               <w:t>_</w:t>
             </w:r>
@@ -4808,7 +4684,6 @@
                 <w:rFonts w:ascii="Consolas" w:hAnsi="Consolas" w:cs="Courier New"/>
                 <w:color w:val="333333"/>
                 <w:sz w:val="20"/>
-                <w:lang w:val="en-US"/>
               </w:rPr>
               <w:t>_</w:t>
             </w:r>
@@ -4821,13 +4696,11 @@
               </w:rPr>
               <w:t>node</w:t>
             </w:r>
-            <w:proofErr w:type="spellEnd"/>
-            <w:r>
-              <w:rPr>
-                <w:rFonts w:ascii="Consolas" w:hAnsi="Consolas" w:cs="Courier New"/>
-                <w:color w:val="333333"/>
-                <w:sz w:val="20"/>
-                <w:lang w:val="en-US"/>
+            <w:r>
+              <w:rPr>
+                <w:rFonts w:ascii="Consolas" w:hAnsi="Consolas" w:cs="Courier New"/>
+                <w:color w:val="333333"/>
+                <w:sz w:val="20"/>
               </w:rPr>
               <w:t xml:space="preserve"> </w:t>
             </w:r>
@@ -4838,11 +4711,9 @@
                 <w:bCs/>
                 <w:color w:val="333333"/>
                 <w:sz w:val="20"/>
-                <w:lang w:val="en-US"/>
               </w:rPr>
               <w:t>*</w:t>
             </w:r>
-            <w:proofErr w:type="gramStart"/>
             <w:r>
               <w:rPr>
                 <w:rFonts w:ascii="Consolas" w:hAnsi="Consolas" w:cs="Courier New"/>
@@ -4857,7 +4728,6 @@
                 <w:rFonts w:ascii="Consolas" w:hAnsi="Consolas" w:cs="Courier New"/>
                 <w:color w:val="333333"/>
                 <w:sz w:val="20"/>
-                <w:lang w:val="en-US"/>
               </w:rPr>
               <w:t>;</w:t>
             </w:r>
@@ -4866,26 +4736,14 @@
                 <w:rFonts w:ascii="Consolas" w:hAnsi="Consolas" w:cs="Courier New"/>
                 <w:color w:val="333333"/>
                 <w:sz w:val="20"/>
-                <w:lang w:val="en-US"/>
-              </w:rPr>
-              <w:t xml:space="preserve">   </w:t>
-            </w:r>
-            <w:proofErr w:type="gramEnd"/>
-            <w:r>
-              <w:rPr>
-                <w:rFonts w:ascii="Consolas" w:hAnsi="Consolas" w:cs="Courier New"/>
-                <w:color w:val="333333"/>
-                <w:sz w:val="20"/>
-                <w:lang w:val="en-US"/>
-              </w:rPr>
-              <w:t xml:space="preserve">     </w:t>
-            </w:r>
-            <w:r>
-              <w:rPr>
-                <w:rFonts w:ascii="Consolas" w:hAnsi="Consolas" w:cs="Courier New"/>
-                <w:color w:val="333333"/>
-                <w:sz w:val="20"/>
-                <w:lang w:val="en-US"/>
+              </w:rPr>
+              <w:t xml:space="preserve">        </w:t>
+            </w:r>
+            <w:r>
+              <w:rPr>
+                <w:rFonts w:ascii="Consolas" w:hAnsi="Consolas" w:cs="Courier New"/>
+                <w:color w:val="333333"/>
+                <w:sz w:val="20"/>
               </w:rPr>
               <w:t xml:space="preserve"> </w:t>
             </w:r>
@@ -4896,7 +4754,6 @@
                 <w:iCs/>
                 <w:color w:val="999988"/>
                 <w:sz w:val="20"/>
-                <w:lang w:val="en-US"/>
               </w:rPr>
               <w:t xml:space="preserve">// </w:t>
             </w:r>
@@ -4917,7 +4774,6 @@
                 <w:iCs/>
                 <w:color w:val="999988"/>
                 <w:sz w:val="20"/>
-                <w:lang w:val="en-US"/>
               </w:rPr>
               <w:t xml:space="preserve"> </w:t>
             </w:r>
@@ -4938,7 +4794,6 @@
                 <w:iCs/>
                 <w:color w:val="999988"/>
                 <w:sz w:val="20"/>
-                <w:lang w:val="en-US"/>
               </w:rPr>
               <w:t xml:space="preserve"> </w:t>
             </w:r>
@@ -4959,7 +4814,6 @@
                 <w:iCs/>
                 <w:color w:val="999988"/>
                 <w:sz w:val="20"/>
-                <w:lang w:val="en-US"/>
               </w:rPr>
               <w:t xml:space="preserve"> </w:t>
             </w:r>
@@ -5010,7 +4864,6 @@
                 <w:rFonts w:ascii="Consolas" w:hAnsi="Consolas" w:cs="Courier New"/>
                 <w:color w:val="333333"/>
                 <w:sz w:val="20"/>
-                <w:lang w:val="en-US"/>
               </w:rPr>
               <w:t xml:space="preserve">    </w:t>
             </w:r>
@@ -5063,7 +4916,6 @@
               <w:t>*</w:t>
             </w:r>
             <w:proofErr w:type="spellStart"/>
-            <w:proofErr w:type="gramStart"/>
             <w:r>
               <w:rPr>
                 <w:rFonts w:ascii="Consolas" w:hAnsi="Consolas" w:cs="Courier New"/>
@@ -5087,16 +4939,7 @@
                 <w:color w:val="333333"/>
                 <w:sz w:val="20"/>
               </w:rPr>
-              <w:t xml:space="preserve">  </w:t>
-            </w:r>
-            <w:proofErr w:type="gramEnd"/>
-            <w:r>
-              <w:rPr>
-                <w:rFonts w:ascii="Consolas" w:hAnsi="Consolas" w:cs="Courier New"/>
-                <w:color w:val="333333"/>
-                <w:sz w:val="20"/>
-              </w:rPr>
-              <w:t xml:space="preserve">     </w:t>
+              <w:t xml:space="preserve">       </w:t>
             </w:r>
             <w:r>
               <w:rPr>
@@ -5500,27 +5343,7 @@
                 <w:sz w:val="20"/>
                 <w:lang w:val="en-US"/>
               </w:rPr>
-              <w:t xml:space="preserve"> </w:t>
-            </w:r>
-            <w:proofErr w:type="gramStart"/>
-            <w:r>
-              <w:rPr>
-                <w:rFonts w:ascii="Consolas" w:hAnsi="Consolas" w:cs="Courier New"/>
-                <w:color w:val="333333"/>
-                <w:sz w:val="20"/>
-                <w:lang w:val="en-US"/>
-              </w:rPr>
-              <w:t xml:space="preserve">branching;   </w:t>
-            </w:r>
-            <w:proofErr w:type="gramEnd"/>
-            <w:r>
-              <w:rPr>
-                <w:rFonts w:ascii="Consolas" w:hAnsi="Consolas" w:cs="Courier New"/>
-                <w:color w:val="333333"/>
-                <w:sz w:val="20"/>
-                <w:lang w:val="en-US"/>
-              </w:rPr>
-              <w:t xml:space="preserve">        </w:t>
+              <w:t xml:space="preserve"> branching;           </w:t>
             </w:r>
             <w:r>
               <w:rPr>
@@ -5624,27 +5447,7 @@
                 <w:sz w:val="20"/>
                 <w:lang w:val="en-US"/>
               </w:rPr>
-              <w:t xml:space="preserve"> </w:t>
-            </w:r>
-            <w:proofErr w:type="gramStart"/>
-            <w:r>
-              <w:rPr>
-                <w:rFonts w:ascii="Consolas" w:hAnsi="Consolas" w:cs="Courier New"/>
-                <w:color w:val="333333"/>
-                <w:sz w:val="20"/>
-                <w:lang w:val="en-US"/>
-              </w:rPr>
-              <w:t xml:space="preserve">mem;   </w:t>
-            </w:r>
-            <w:proofErr w:type="gramEnd"/>
-            <w:r>
-              <w:rPr>
-                <w:rFonts w:ascii="Consolas" w:hAnsi="Consolas" w:cs="Courier New"/>
-                <w:color w:val="333333"/>
-                <w:sz w:val="20"/>
-                <w:lang w:val="en-US"/>
-              </w:rPr>
-              <w:t xml:space="preserve">              </w:t>
+              <w:t xml:space="preserve"> mem;                 </w:t>
             </w:r>
             <w:r>
               <w:rPr>
@@ -5750,7 +5553,7 @@
           <w:szCs w:val="28"/>
         </w:rPr>
       </w:pPr>
-      <w:bookmarkStart w:id="15" w:name="_Toc120484466"/>
+      <w:bookmarkStart w:id="14" w:name="_Toc120484466"/>
       <w:r>
         <w:rPr>
           <w:rFonts w:ascii="Times New Roman" w:hAnsi="Times New Roman"/>
@@ -5759,7 +5562,7 @@
         </w:rPr>
         <w:t>Описание алгоритма работы</w:t>
       </w:r>
-      <w:bookmarkEnd w:id="15"/>
+      <w:bookmarkEnd w:id="14"/>
     </w:p>
     <w:p>
       <w:pPr>
@@ -5807,7 +5610,7 @@
           <w:szCs w:val="28"/>
         </w:rPr>
       </w:pPr>
-      <w:bookmarkStart w:id="16" w:name="_Toc120484467"/>
+      <w:bookmarkStart w:id="15" w:name="_Toc120484467"/>
       <w:r>
         <w:rPr>
           <w:rFonts w:ascii="Times New Roman" w:hAnsi="Times New Roman"/>
@@ -5832,7 +5635,7 @@
         </w:rPr>
         <w:t>поиска узла двоичного дерева в зависимости от степени ветвления</w:t>
       </w:r>
-      <w:bookmarkEnd w:id="16"/>
+      <w:bookmarkEnd w:id="15"/>
     </w:p>
     <w:p>
       <w:r>
@@ -6374,7 +6177,13 @@
               </w:rPr>
             </w:pPr>
             <w:r>
-              <w:t>1362</w:t>
+              <w:t>1</w:t>
+            </w:r>
+            <w:r>
+              <w:t>5</w:t>
+            </w:r>
+            <w:r>
+              <w:t>62</w:t>
             </w:r>
             <w:r>
               <w:rPr>
@@ -6963,7 +6772,7 @@
           <w:szCs w:val="28"/>
         </w:rPr>
       </w:pPr>
-      <w:bookmarkStart w:id="17" w:name="_Toc120484468"/>
+      <w:bookmarkStart w:id="16" w:name="_Toc120484468"/>
       <w:r>
         <w:rPr>
           <w:rFonts w:ascii="Times New Roman" w:hAnsi="Times New Roman"/>
@@ -6972,7 +6781,7 @@
         </w:rPr>
         <w:t>Выводы</w:t>
       </w:r>
-      <w:bookmarkEnd w:id="17"/>
+      <w:bookmarkEnd w:id="16"/>
     </w:p>
     <w:p>
       <w:pPr>
@@ -7009,8 +6818,34 @@
         <w:t>реализованный мной алгоритм выполняет поиск элемента быстрее при большей степени ветвления дерева</w:t>
       </w:r>
       <w:r>
-        <w:t>, так как происходит отбрасывание большого количества элементов в случае нахождения узла.</w:t>
-      </w:r>
+        <w:t>, так как происходит отбрасывание большого количества элементов в случае нахождения узла</w:t>
+      </w:r>
+      <w:r>
+        <w:t xml:space="preserve">. Благодаря такой реализации, можно получить выигрыш примерно в 2-3 раза при небольшом количестве элементов, а </w:t>
+      </w:r>
+      <w:r>
+        <w:t xml:space="preserve">при большом </w:t>
+      </w:r>
+      <w:r>
+        <w:t>–</w:t>
+      </w:r>
+      <w:r>
+        <w:t xml:space="preserve"> </w:t>
+      </w:r>
+      <w:r>
+        <w:t>примерно в 1.1</w:t>
+      </w:r>
+      <w:r>
+        <w:t>-1.25</w:t>
+      </w:r>
+      <w:r>
+        <w:t xml:space="preserve"> раза</w:t>
+      </w:r>
+      <w:r>
+        <w:t>.</w:t>
+      </w:r>
+      <w:bookmarkStart w:id="17" w:name="_GoBack"/>
+      <w:bookmarkEnd w:id="17"/>
     </w:p>
     <w:p>
       <w:pPr>
